--- a/Time Complexity.docx
+++ b/Time Complexity.docx
@@ -215,7 +215,7 @@
         <w:rPr>
           <w:rtl w:val="0"/>
         </w:rPr>
-        <w:t xml:space="preserve">Role/Contribution: BagDriver, LinkedBagTest</w:t>
+        <w:t xml:space="preserve">Role/Contribution: Screencast, Time Complexity Doc, BagDriver, LinkedBagTest</w:t>
       </w:r>
     </w:p>
     <w:p>
